--- a/Day04/API Gateway.docx
+++ b/Day04/API Gateway.docx
@@ -168,6 +168,438 @@
     </w:p>
     <w:p>
       <w:pPr>
+        <w:spacing w:before="100" w:beforeAutospacing="1" w:after="100" w:afterAutospacing="1" w:line="240" w:lineRule="auto"/>
+        <w:rPr>
+          <w:rFonts w:ascii="Times New Roman" w:eastAsia="Times New Roman" w:hAnsi="Times New Roman" w:cs="Times New Roman"/>
+          <w:bCs/>
+          <w:sz w:val="24"/>
+          <w:szCs w:val="24"/>
+        </w:rPr>
+      </w:pPr>
+      <w:proofErr w:type="spellStart"/>
+      <w:r>
+        <w:rPr>
+          <w:rFonts w:ascii="Times New Roman" w:eastAsia="Times New Roman" w:hAnsi="Times New Roman" w:cs="Times New Roman"/>
+          <w:bCs/>
+          <w:sz w:val="24"/>
+          <w:szCs w:val="24"/>
+        </w:rPr>
+        <w:t>Pom</w:t>
+      </w:r>
+      <w:proofErr w:type="spellEnd"/>
+      <w:r>
+        <w:rPr>
+          <w:rFonts w:ascii="Times New Roman" w:eastAsia="Times New Roman" w:hAnsi="Times New Roman" w:cs="Times New Roman"/>
+          <w:bCs/>
+          <w:sz w:val="24"/>
+          <w:szCs w:val="24"/>
+        </w:rPr>
+        <w:t xml:space="preserve"> </w:t>
+      </w:r>
+    </w:p>
+    <w:p>
+      <w:pPr>
+        <w:pStyle w:val="ListParagraph"/>
+        <w:numPr>
+          <w:ilvl w:val="0"/>
+          <w:numId w:val="3"/>
+        </w:numPr>
+        <w:spacing w:before="100" w:beforeAutospacing="1" w:after="100" w:afterAutospacing="1" w:line="240" w:lineRule="auto"/>
+        <w:rPr>
+          <w:rFonts w:ascii="Times New Roman" w:eastAsia="Times New Roman" w:hAnsi="Times New Roman" w:cs="Times New Roman"/>
+          <w:bCs/>
+          <w:sz w:val="24"/>
+          <w:szCs w:val="24"/>
+        </w:rPr>
+      </w:pPr>
+      <w:r>
+        <w:rPr>
+          <w:rFonts w:ascii="Times New Roman" w:eastAsia="Times New Roman" w:hAnsi="Times New Roman" w:cs="Times New Roman"/>
+          <w:bCs/>
+          <w:sz w:val="24"/>
+          <w:szCs w:val="24"/>
+        </w:rPr>
+        <w:t>Dependency</w:t>
+      </w:r>
+    </w:p>
+    <w:p>
+      <w:pPr>
+        <w:shd w:val="clear" w:color="auto" w:fill="FFFFFF"/>
+        <w:tabs>
+          <w:tab w:val="left" w:pos="916"/>
+          <w:tab w:val="left" w:pos="1832"/>
+          <w:tab w:val="left" w:pos="2748"/>
+          <w:tab w:val="left" w:pos="3664"/>
+          <w:tab w:val="left" w:pos="4580"/>
+          <w:tab w:val="left" w:pos="5496"/>
+          <w:tab w:val="left" w:pos="6412"/>
+          <w:tab w:val="left" w:pos="7328"/>
+          <w:tab w:val="left" w:pos="8244"/>
+          <w:tab w:val="left" w:pos="9160"/>
+          <w:tab w:val="left" w:pos="10076"/>
+          <w:tab w:val="left" w:pos="10992"/>
+          <w:tab w:val="left" w:pos="11908"/>
+          <w:tab w:val="left" w:pos="12824"/>
+          <w:tab w:val="left" w:pos="13740"/>
+          <w:tab w:val="left" w:pos="14656"/>
+        </w:tabs>
+        <w:spacing w:after="0" w:line="360" w:lineRule="atLeast"/>
+        <w:ind w:left="720"/>
+        <w:rPr>
+          <w:rFonts w:ascii="Consolas" w:eastAsia="Times New Roman" w:hAnsi="Consolas" w:cs="Courier New"/>
+          <w:color w:val="393A34"/>
+          <w:sz w:val="20"/>
+          <w:szCs w:val="20"/>
+        </w:rPr>
+      </w:pPr>
+      <w:r>
+        <w:rPr>
+          <w:rFonts w:ascii="Consolas" w:eastAsia="Times New Roman" w:hAnsi="Consolas" w:cs="Courier New"/>
+          <w:color w:val="888888"/>
+          <w:sz w:val="20"/>
+          <w:szCs w:val="20"/>
+        </w:rPr>
+        <w:tab/>
+        <w:t xml:space="preserve">  </w:t>
+      </w:r>
+      <w:bookmarkStart w:id="0" w:name="_GoBack"/>
+      <w:bookmarkEnd w:id="0"/>
+      <w:r>
+        <w:rPr>
+          <w:rFonts w:ascii="Consolas" w:eastAsia="Times New Roman" w:hAnsi="Consolas" w:cs="Courier New"/>
+          <w:color w:val="888888"/>
+          <w:sz w:val="20"/>
+          <w:szCs w:val="20"/>
+        </w:rPr>
+        <w:t>&lt;</w:t>
+      </w:r>
+      <w:r>
+        <w:rPr>
+          <w:rFonts w:ascii="Consolas" w:eastAsia="Times New Roman" w:hAnsi="Consolas" w:cs="Courier New"/>
+          <w:color w:val="E3116C"/>
+          <w:sz w:val="20"/>
+          <w:szCs w:val="20"/>
+        </w:rPr>
+        <w:t>dependency</w:t>
+      </w:r>
+      <w:r>
+        <w:rPr>
+          <w:rFonts w:ascii="Consolas" w:eastAsia="Times New Roman" w:hAnsi="Consolas" w:cs="Courier New"/>
+          <w:color w:val="888888"/>
+          <w:sz w:val="20"/>
+          <w:szCs w:val="20"/>
+        </w:rPr>
+        <w:t>&gt;</w:t>
+      </w:r>
+    </w:p>
+    <w:p>
+      <w:pPr>
+        <w:shd w:val="clear" w:color="auto" w:fill="FFFFFF"/>
+        <w:tabs>
+          <w:tab w:val="left" w:pos="916"/>
+          <w:tab w:val="left" w:pos="1832"/>
+          <w:tab w:val="left" w:pos="2748"/>
+          <w:tab w:val="left" w:pos="3664"/>
+          <w:tab w:val="left" w:pos="4580"/>
+          <w:tab w:val="left" w:pos="5496"/>
+          <w:tab w:val="left" w:pos="6412"/>
+          <w:tab w:val="left" w:pos="7328"/>
+          <w:tab w:val="left" w:pos="8244"/>
+          <w:tab w:val="left" w:pos="9160"/>
+          <w:tab w:val="left" w:pos="10076"/>
+          <w:tab w:val="left" w:pos="10992"/>
+          <w:tab w:val="left" w:pos="11908"/>
+          <w:tab w:val="left" w:pos="12824"/>
+          <w:tab w:val="left" w:pos="13740"/>
+          <w:tab w:val="left" w:pos="14656"/>
+        </w:tabs>
+        <w:spacing w:after="0" w:line="360" w:lineRule="atLeast"/>
+        <w:ind w:left="720"/>
+        <w:rPr>
+          <w:rFonts w:ascii="Consolas" w:eastAsia="Times New Roman" w:hAnsi="Consolas" w:cs="Courier New"/>
+          <w:color w:val="393A34"/>
+          <w:sz w:val="20"/>
+          <w:szCs w:val="20"/>
+        </w:rPr>
+      </w:pPr>
+      <w:r>
+        <w:rPr>
+          <w:rFonts w:ascii="Consolas" w:eastAsia="Times New Roman" w:hAnsi="Consolas" w:cs="Courier New"/>
+          <w:color w:val="393A34"/>
+          <w:sz w:val="20"/>
+          <w:szCs w:val="20"/>
+        </w:rPr>
+        <w:t xml:space="preserve">      </w:t>
+      </w:r>
+      <w:r>
+        <w:rPr>
+          <w:rFonts w:ascii="Consolas" w:eastAsia="Times New Roman" w:hAnsi="Consolas" w:cs="Courier New"/>
+          <w:color w:val="888888"/>
+          <w:sz w:val="20"/>
+          <w:szCs w:val="20"/>
+        </w:rPr>
+        <w:t>&lt;</w:t>
+      </w:r>
+      <w:proofErr w:type="spellStart"/>
+      <w:r>
+        <w:rPr>
+          <w:rFonts w:ascii="Consolas" w:eastAsia="Times New Roman" w:hAnsi="Consolas" w:cs="Courier New"/>
+          <w:color w:val="E3116C"/>
+          <w:sz w:val="20"/>
+          <w:szCs w:val="20"/>
+        </w:rPr>
+        <w:t>groupId</w:t>
+      </w:r>
+      <w:proofErr w:type="spellEnd"/>
+      <w:r>
+        <w:rPr>
+          <w:rFonts w:ascii="Consolas" w:eastAsia="Times New Roman" w:hAnsi="Consolas" w:cs="Courier New"/>
+          <w:color w:val="888888"/>
+          <w:sz w:val="20"/>
+          <w:szCs w:val="20"/>
+        </w:rPr>
+        <w:t>&gt;</w:t>
+      </w:r>
+      <w:proofErr w:type="spellStart"/>
+      <w:r>
+        <w:rPr>
+          <w:rFonts w:ascii="Consolas" w:eastAsia="Times New Roman" w:hAnsi="Consolas" w:cs="Courier New"/>
+          <w:color w:val="393A34"/>
+          <w:sz w:val="20"/>
+          <w:szCs w:val="20"/>
+        </w:rPr>
+        <w:t>org.springframework.cloud</w:t>
+      </w:r>
+      <w:proofErr w:type="spellEnd"/>
+      <w:r>
+        <w:rPr>
+          <w:rFonts w:ascii="Consolas" w:eastAsia="Times New Roman" w:hAnsi="Consolas" w:cs="Courier New"/>
+          <w:color w:val="888888"/>
+          <w:sz w:val="20"/>
+          <w:szCs w:val="20"/>
+        </w:rPr>
+        <w:t>&lt;/</w:t>
+      </w:r>
+      <w:proofErr w:type="spellStart"/>
+      <w:r>
+        <w:rPr>
+          <w:rFonts w:ascii="Consolas" w:eastAsia="Times New Roman" w:hAnsi="Consolas" w:cs="Courier New"/>
+          <w:color w:val="E3116C"/>
+          <w:sz w:val="20"/>
+          <w:szCs w:val="20"/>
+        </w:rPr>
+        <w:t>groupId</w:t>
+      </w:r>
+      <w:proofErr w:type="spellEnd"/>
+      <w:r>
+        <w:rPr>
+          <w:rFonts w:ascii="Consolas" w:eastAsia="Times New Roman" w:hAnsi="Consolas" w:cs="Courier New"/>
+          <w:color w:val="888888"/>
+          <w:sz w:val="20"/>
+          <w:szCs w:val="20"/>
+        </w:rPr>
+        <w:t>&gt;</w:t>
+      </w:r>
+    </w:p>
+    <w:p>
+      <w:pPr>
+        <w:shd w:val="clear" w:color="auto" w:fill="FFFFFF"/>
+        <w:tabs>
+          <w:tab w:val="left" w:pos="916"/>
+          <w:tab w:val="left" w:pos="1832"/>
+          <w:tab w:val="left" w:pos="2748"/>
+          <w:tab w:val="left" w:pos="3664"/>
+          <w:tab w:val="left" w:pos="4580"/>
+          <w:tab w:val="left" w:pos="5496"/>
+          <w:tab w:val="left" w:pos="6412"/>
+          <w:tab w:val="left" w:pos="7328"/>
+          <w:tab w:val="left" w:pos="8244"/>
+          <w:tab w:val="left" w:pos="9160"/>
+          <w:tab w:val="left" w:pos="10076"/>
+          <w:tab w:val="left" w:pos="10992"/>
+          <w:tab w:val="left" w:pos="11908"/>
+          <w:tab w:val="left" w:pos="12824"/>
+          <w:tab w:val="left" w:pos="13740"/>
+          <w:tab w:val="left" w:pos="14656"/>
+        </w:tabs>
+        <w:spacing w:after="0" w:line="360" w:lineRule="atLeast"/>
+        <w:ind w:left="720"/>
+        <w:rPr>
+          <w:rFonts w:ascii="Consolas" w:eastAsia="Times New Roman" w:hAnsi="Consolas" w:cs="Courier New"/>
+          <w:color w:val="393A34"/>
+          <w:sz w:val="20"/>
+          <w:szCs w:val="20"/>
+        </w:rPr>
+      </w:pPr>
+      <w:r>
+        <w:rPr>
+          <w:rFonts w:ascii="Consolas" w:eastAsia="Times New Roman" w:hAnsi="Consolas" w:cs="Courier New"/>
+          <w:color w:val="393A34"/>
+          <w:sz w:val="20"/>
+          <w:szCs w:val="20"/>
+        </w:rPr>
+        <w:t xml:space="preserve">      </w:t>
+      </w:r>
+      <w:r>
+        <w:rPr>
+          <w:rFonts w:ascii="Consolas" w:eastAsia="Times New Roman" w:hAnsi="Consolas" w:cs="Courier New"/>
+          <w:color w:val="888888"/>
+          <w:sz w:val="20"/>
+          <w:szCs w:val="20"/>
+        </w:rPr>
+        <w:t>&lt;</w:t>
+      </w:r>
+      <w:proofErr w:type="spellStart"/>
+      <w:proofErr w:type="gramStart"/>
+      <w:r>
+        <w:rPr>
+          <w:rFonts w:ascii="Consolas" w:eastAsia="Times New Roman" w:hAnsi="Consolas" w:cs="Courier New"/>
+          <w:color w:val="E3116C"/>
+          <w:sz w:val="20"/>
+          <w:szCs w:val="20"/>
+        </w:rPr>
+        <w:t>artifactId</w:t>
+      </w:r>
+      <w:proofErr w:type="spellEnd"/>
+      <w:r>
+        <w:rPr>
+          <w:rFonts w:ascii="Consolas" w:eastAsia="Times New Roman" w:hAnsi="Consolas" w:cs="Courier New"/>
+          <w:color w:val="888888"/>
+          <w:sz w:val="20"/>
+          <w:szCs w:val="20"/>
+        </w:rPr>
+        <w:t>&gt;</w:t>
+      </w:r>
+      <w:proofErr w:type="gramEnd"/>
+      <w:r>
+        <w:rPr>
+          <w:rFonts w:ascii="Consolas" w:eastAsia="Times New Roman" w:hAnsi="Consolas" w:cs="Courier New"/>
+          <w:color w:val="393A34"/>
+          <w:sz w:val="20"/>
+          <w:szCs w:val="20"/>
+        </w:rPr>
+        <w:t>spring-cloud-starter-gateway</w:t>
+      </w:r>
+      <w:r>
+        <w:rPr>
+          <w:rFonts w:ascii="Consolas" w:eastAsia="Times New Roman" w:hAnsi="Consolas" w:cs="Courier New"/>
+          <w:color w:val="888888"/>
+          <w:sz w:val="20"/>
+          <w:szCs w:val="20"/>
+        </w:rPr>
+        <w:t>&lt;/</w:t>
+      </w:r>
+      <w:proofErr w:type="spellStart"/>
+      <w:r>
+        <w:rPr>
+          <w:rFonts w:ascii="Consolas" w:eastAsia="Times New Roman" w:hAnsi="Consolas" w:cs="Courier New"/>
+          <w:color w:val="E3116C"/>
+          <w:sz w:val="20"/>
+          <w:szCs w:val="20"/>
+        </w:rPr>
+        <w:t>artifactId</w:t>
+      </w:r>
+      <w:proofErr w:type="spellEnd"/>
+      <w:r>
+        <w:rPr>
+          <w:rFonts w:ascii="Consolas" w:eastAsia="Times New Roman" w:hAnsi="Consolas" w:cs="Courier New"/>
+          <w:color w:val="888888"/>
+          <w:sz w:val="20"/>
+          <w:szCs w:val="20"/>
+        </w:rPr>
+        <w:t>&gt;</w:t>
+      </w:r>
+    </w:p>
+    <w:p>
+      <w:pPr>
+        <w:shd w:val="clear" w:color="auto" w:fill="FFFFFF"/>
+        <w:tabs>
+          <w:tab w:val="left" w:pos="916"/>
+          <w:tab w:val="left" w:pos="1832"/>
+          <w:tab w:val="left" w:pos="2748"/>
+          <w:tab w:val="left" w:pos="3664"/>
+          <w:tab w:val="left" w:pos="4580"/>
+          <w:tab w:val="left" w:pos="5496"/>
+          <w:tab w:val="left" w:pos="6412"/>
+          <w:tab w:val="left" w:pos="7328"/>
+          <w:tab w:val="left" w:pos="8244"/>
+          <w:tab w:val="left" w:pos="9160"/>
+          <w:tab w:val="left" w:pos="10076"/>
+          <w:tab w:val="left" w:pos="10992"/>
+          <w:tab w:val="left" w:pos="11908"/>
+          <w:tab w:val="left" w:pos="12824"/>
+          <w:tab w:val="left" w:pos="13740"/>
+          <w:tab w:val="left" w:pos="14656"/>
+        </w:tabs>
+        <w:spacing w:after="0" w:line="360" w:lineRule="atLeast"/>
+        <w:ind w:left="720"/>
+        <w:rPr>
+          <w:rFonts w:ascii="Consolas" w:eastAsia="Times New Roman" w:hAnsi="Consolas" w:cs="Courier New"/>
+          <w:color w:val="393A34"/>
+          <w:sz w:val="20"/>
+          <w:szCs w:val="20"/>
+        </w:rPr>
+      </w:pPr>
+      <w:r>
+        <w:rPr>
+          <w:rFonts w:ascii="Consolas" w:eastAsia="Times New Roman" w:hAnsi="Consolas" w:cs="Courier New"/>
+          <w:color w:val="393A34"/>
+          <w:sz w:val="20"/>
+          <w:szCs w:val="20"/>
+        </w:rPr>
+        <w:t xml:space="preserve">    </w:t>
+      </w:r>
+      <w:r>
+        <w:rPr>
+          <w:rFonts w:ascii="Consolas" w:eastAsia="Times New Roman" w:hAnsi="Consolas" w:cs="Courier New"/>
+          <w:color w:val="888888"/>
+          <w:sz w:val="20"/>
+          <w:szCs w:val="20"/>
+        </w:rPr>
+        <w:t>&lt;/</w:t>
+      </w:r>
+      <w:r>
+        <w:rPr>
+          <w:rFonts w:ascii="Consolas" w:eastAsia="Times New Roman" w:hAnsi="Consolas" w:cs="Courier New"/>
+          <w:color w:val="E3116C"/>
+          <w:sz w:val="20"/>
+          <w:szCs w:val="20"/>
+        </w:rPr>
+        <w:t>dependency</w:t>
+      </w:r>
+      <w:r>
+        <w:rPr>
+          <w:rFonts w:ascii="Consolas" w:eastAsia="Times New Roman" w:hAnsi="Consolas" w:cs="Courier New"/>
+          <w:color w:val="888888"/>
+          <w:sz w:val="20"/>
+          <w:szCs w:val="20"/>
+        </w:rPr>
+        <w:t>&gt;</w:t>
+      </w:r>
+    </w:p>
+    <w:p>
+      <w:pPr>
+        <w:pStyle w:val="ListParagraph"/>
+        <w:spacing w:before="100" w:beforeAutospacing="1" w:after="100" w:afterAutospacing="1" w:line="240" w:lineRule="auto"/>
+        <w:rPr>
+          <w:rFonts w:ascii="Times New Roman" w:eastAsia="Times New Roman" w:hAnsi="Times New Roman" w:cs="Times New Roman"/>
+          <w:bCs/>
+          <w:sz w:val="24"/>
+          <w:szCs w:val="24"/>
+        </w:rPr>
+      </w:pPr>
+      <w:r>
+        <w:rPr>
+          <w:rFonts w:ascii="Times New Roman" w:eastAsia="Times New Roman" w:hAnsi="Times New Roman" w:cs="Times New Roman"/>
+          <w:bCs/>
+          <w:sz w:val="24"/>
+          <w:szCs w:val="24"/>
+        </w:rPr>
+        <w:br/>
+      </w:r>
+    </w:p>
+    <w:p>
+      <w:pPr>
         <w:shd w:val="clear" w:color="auto" w:fill="1E1F22"/>
         <w:tabs>
           <w:tab w:val="left" w:pos="916"/>
@@ -202,6 +634,7 @@
           <w:sz w:val="20"/>
           <w:szCs w:val="20"/>
         </w:rPr>
+        <w:lastRenderedPageBreak/>
         <w:t>@Configuration</w:t>
       </w:r>
       <w:r>
@@ -681,7 +1114,6 @@
         <w:rPr>
           <w:color w:val="B3AE60"/>
         </w:rPr>
-        <w:lastRenderedPageBreak/>
         <w:t>@</w:t>
       </w:r>
       <w:proofErr w:type="spellStart"/>
@@ -1333,6 +1765,7 @@
           <w:sz w:val="28"/>
           <w:szCs w:val="28"/>
         </w:rPr>
+        <w:lastRenderedPageBreak/>
         <w:t>API GATEWAY WITH FEIGN CLIENT</w:t>
       </w:r>
     </w:p>
@@ -1467,7 +1900,6 @@
           <w:sz w:val="28"/>
           <w:szCs w:val="28"/>
         </w:rPr>
-        <w:lastRenderedPageBreak/>
         <w:t>Student Service</w:t>
       </w:r>
     </w:p>
@@ -1496,6 +1928,7 @@
       </w:pPr>
       <w:r>
         <w:rPr>
+          <w:noProof/>
           <w:sz w:val="28"/>
           <w:szCs w:val="28"/>
         </w:rPr>
@@ -1930,6 +2363,7 @@
           <w:sz w:val="20"/>
           <w:szCs w:val="20"/>
         </w:rPr>
+        <w:lastRenderedPageBreak/>
         <w:t xml:space="preserve">public class </w:t>
       </w:r>
       <w:proofErr w:type="spellStart"/>
@@ -2277,7 +2711,6 @@
           <w:sz w:val="20"/>
           <w:szCs w:val="20"/>
         </w:rPr>
-        <w:lastRenderedPageBreak/>
         <w:t xml:space="preserve">import </w:t>
       </w:r>
       <w:proofErr w:type="spellStart"/>
@@ -3947,6 +4380,15 @@
           <w:szCs w:val="20"/>
         </w:rPr>
         <w:br/>
+      </w:r>
+      <w:r>
+        <w:rPr>
+          <w:rFonts w:ascii="Courier New" w:eastAsia="Times New Roman" w:hAnsi="Courier New" w:cs="Courier New"/>
+          <w:color w:val="BCBEC4"/>
+          <w:sz w:val="20"/>
+          <w:szCs w:val="20"/>
+        </w:rPr>
+        <w:lastRenderedPageBreak/>
         <w:t xml:space="preserve">    </w:t>
       </w:r>
       <w:r>
@@ -4615,7 +5057,6 @@
           <w:sz w:val="28"/>
           <w:szCs w:val="28"/>
         </w:rPr>
-        <w:lastRenderedPageBreak/>
         <w:t>Api</w:t>
       </w:r>
       <w:proofErr w:type="spellEnd"/>
@@ -4652,6 +5093,7 @@
       </w:pPr>
       <w:r>
         <w:rPr>
+          <w:noProof/>
           <w:sz w:val="28"/>
           <w:szCs w:val="28"/>
         </w:rPr>
@@ -4730,16 +5172,7 @@
           <w:szCs w:val="28"/>
         </w:rPr>
         <w:tab/>
-        <w:t>G</w:t>
-      </w:r>
-      <w:bookmarkStart w:id="0" w:name="_GoBack"/>
-      <w:bookmarkEnd w:id="0"/>
-      <w:r>
-        <w:rPr>
-          <w:sz w:val="28"/>
-          <w:szCs w:val="28"/>
-        </w:rPr>
-        <w:t>atewayConfig</w:t>
+        <w:t>GatewayConfig</w:t>
       </w:r>
     </w:p>
     <w:p>
@@ -5040,6 +5473,7 @@
           <w:sz w:val="20"/>
           <w:szCs w:val="20"/>
         </w:rPr>
+        <w:lastRenderedPageBreak/>
         <w:br/>
         <w:t xml:space="preserve">    </w:t>
       </w:r>
@@ -5353,7 +5787,6 @@
         <w:t xml:space="preserve"> -&gt; </w:t>
       </w:r>
       <w:proofErr w:type="spellStart"/>
-      <w:proofErr w:type="gramStart"/>
       <w:r>
         <w:rPr>
           <w:rFonts w:ascii="Courier New" w:eastAsia="Times New Roman" w:hAnsi="Courier New" w:cs="Courier New"/>
@@ -5373,7 +5806,6 @@
         </w:rPr>
         <w:t>(</w:t>
       </w:r>
-      <w:proofErr w:type="gramEnd"/>
       <w:r>
         <w:rPr>
           <w:rFonts w:ascii="Courier New" w:eastAsia="Times New Roman" w:hAnsi="Courier New" w:cs="Courier New"/>
@@ -5610,15 +6042,6 @@
           <w:szCs w:val="20"/>
         </w:rPr>
         <w:br/>
-      </w:r>
-      <w:r>
-        <w:rPr>
-          <w:rFonts w:ascii="Courier New" w:eastAsia="Times New Roman" w:hAnsi="Courier New" w:cs="Courier New"/>
-          <w:color w:val="BCBEC4"/>
-          <w:sz w:val="20"/>
-          <w:szCs w:val="20"/>
-        </w:rPr>
-        <w:lastRenderedPageBreak/>
         <w:t xml:space="preserve">    }</w:t>
       </w:r>
       <w:r>
@@ -5661,6 +6084,119 @@
 <file path=word/numbering.xml><?xml version="1.0" encoding="utf-8"?>
 <w:numbering xmlns:wpc="http://schemas.microsoft.com/office/word/2010/wordprocessingCanvas" xmlns:mc="http://schemas.openxmlformats.org/markup-compatibility/2006" xmlns:o="urn:schemas-microsoft-com:office:office" xmlns:r="http://schemas.openxmlformats.org/officeDocument/2006/relationships" xmlns:m="http://schemas.openxmlformats.org/officeDocument/2006/math" xmlns:v="urn:schemas-microsoft-com:vml" xmlns:wp14="http://schemas.microsoft.com/office/word/2010/wordprocessingDrawing" xmlns:wp="http://schemas.openxmlformats.org/drawingml/2006/wordprocessingDrawing" xmlns:w10="urn:schemas-microsoft-com:office:word" xmlns:w="http://schemas.openxmlformats.org/wordprocessingml/2006/main" xmlns:w14="http://schemas.microsoft.com/office/word/2010/wordml" xmlns:w15="http://schemas.microsoft.com/office/word/2012/wordml" xmlns:wpg="http://schemas.microsoft.com/office/word/2010/wordprocessingGroup" xmlns:wpi="http://schemas.microsoft.com/office/word/2010/wordprocessingInk" xmlns:wne="http://schemas.microsoft.com/office/word/2006/wordml" xmlns:wps="http://schemas.microsoft.com/office/word/2010/wordprocessingShape" mc:Ignorable="w14 w15 wp14">
   <w:abstractNum w:abstractNumId="0">
+    <w:nsid w:val="1B92699D"/>
+    <w:multiLevelType w:val="hybridMultilevel"/>
+    <w:tmpl w:val="EEACD398"/>
+    <w:lvl w:ilvl="0" w:tplc="04090001">
+      <w:start w:val="1"/>
+      <w:numFmt w:val="bullet"/>
+      <w:lvlText w:val=""/>
+      <w:lvlJc w:val="left"/>
+      <w:pPr>
+        <w:ind w:left="720" w:hanging="360"/>
+      </w:pPr>
+      <w:rPr>
+        <w:rFonts w:ascii="Symbol" w:hAnsi="Symbol" w:hint="default"/>
+      </w:rPr>
+    </w:lvl>
+    <w:lvl w:ilvl="1" w:tplc="04090003">
+      <w:start w:val="1"/>
+      <w:numFmt w:val="bullet"/>
+      <w:lvlText w:val="o"/>
+      <w:lvlJc w:val="left"/>
+      <w:pPr>
+        <w:ind w:left="1440" w:hanging="360"/>
+      </w:pPr>
+      <w:rPr>
+        <w:rFonts w:ascii="Courier New" w:hAnsi="Courier New" w:cs="Courier New" w:hint="default"/>
+      </w:rPr>
+    </w:lvl>
+    <w:lvl w:ilvl="2" w:tplc="04090005" w:tentative="1">
+      <w:start w:val="1"/>
+      <w:numFmt w:val="bullet"/>
+      <w:lvlText w:val=""/>
+      <w:lvlJc w:val="left"/>
+      <w:pPr>
+        <w:ind w:left="2160" w:hanging="360"/>
+      </w:pPr>
+      <w:rPr>
+        <w:rFonts w:ascii="Wingdings" w:hAnsi="Wingdings" w:hint="default"/>
+      </w:rPr>
+    </w:lvl>
+    <w:lvl w:ilvl="3" w:tplc="04090001" w:tentative="1">
+      <w:start w:val="1"/>
+      <w:numFmt w:val="bullet"/>
+      <w:lvlText w:val=""/>
+      <w:lvlJc w:val="left"/>
+      <w:pPr>
+        <w:ind w:left="2880" w:hanging="360"/>
+      </w:pPr>
+      <w:rPr>
+        <w:rFonts w:ascii="Symbol" w:hAnsi="Symbol" w:hint="default"/>
+      </w:rPr>
+    </w:lvl>
+    <w:lvl w:ilvl="4" w:tplc="04090003" w:tentative="1">
+      <w:start w:val="1"/>
+      <w:numFmt w:val="bullet"/>
+      <w:lvlText w:val="o"/>
+      <w:lvlJc w:val="left"/>
+      <w:pPr>
+        <w:ind w:left="3600" w:hanging="360"/>
+      </w:pPr>
+      <w:rPr>
+        <w:rFonts w:ascii="Courier New" w:hAnsi="Courier New" w:cs="Courier New" w:hint="default"/>
+      </w:rPr>
+    </w:lvl>
+    <w:lvl w:ilvl="5" w:tplc="04090005" w:tentative="1">
+      <w:start w:val="1"/>
+      <w:numFmt w:val="bullet"/>
+      <w:lvlText w:val=""/>
+      <w:lvlJc w:val="left"/>
+      <w:pPr>
+        <w:ind w:left="4320" w:hanging="360"/>
+      </w:pPr>
+      <w:rPr>
+        <w:rFonts w:ascii="Wingdings" w:hAnsi="Wingdings" w:hint="default"/>
+      </w:rPr>
+    </w:lvl>
+    <w:lvl w:ilvl="6" w:tplc="04090001" w:tentative="1">
+      <w:start w:val="1"/>
+      <w:numFmt w:val="bullet"/>
+      <w:lvlText w:val=""/>
+      <w:lvlJc w:val="left"/>
+      <w:pPr>
+        <w:ind w:left="5040" w:hanging="360"/>
+      </w:pPr>
+      <w:rPr>
+        <w:rFonts w:ascii="Symbol" w:hAnsi="Symbol" w:hint="default"/>
+      </w:rPr>
+    </w:lvl>
+    <w:lvl w:ilvl="7" w:tplc="04090003" w:tentative="1">
+      <w:start w:val="1"/>
+      <w:numFmt w:val="bullet"/>
+      <w:lvlText w:val="o"/>
+      <w:lvlJc w:val="left"/>
+      <w:pPr>
+        <w:ind w:left="5760" w:hanging="360"/>
+      </w:pPr>
+      <w:rPr>
+        <w:rFonts w:ascii="Courier New" w:hAnsi="Courier New" w:cs="Courier New" w:hint="default"/>
+      </w:rPr>
+    </w:lvl>
+    <w:lvl w:ilvl="8" w:tplc="04090005" w:tentative="1">
+      <w:start w:val="1"/>
+      <w:numFmt w:val="bullet"/>
+      <w:lvlText w:val=""/>
+      <w:lvlJc w:val="left"/>
+      <w:pPr>
+        <w:ind w:left="6480" w:hanging="360"/>
+      </w:pPr>
+      <w:rPr>
+        <w:rFonts w:ascii="Wingdings" w:hAnsi="Wingdings" w:hint="default"/>
+      </w:rPr>
+    </w:lvl>
+  </w:abstractNum>
+  <w:abstractNum w:abstractNumId="1">
     <w:nsid w:val="4E904150"/>
     <w:multiLevelType w:val="hybridMultilevel"/>
     <w:tmpl w:val="BD2245E8"/>
@@ -5746,7 +6282,7 @@
       </w:pPr>
     </w:lvl>
   </w:abstractNum>
-  <w:abstractNum w:abstractNumId="1">
+  <w:abstractNum w:abstractNumId="2">
     <w:nsid w:val="55892904"/>
     <w:multiLevelType w:val="hybridMultilevel"/>
     <w:tmpl w:val="675A6188"/>
@@ -5833,10 +6369,13 @@
     </w:lvl>
   </w:abstractNum>
   <w:num w:numId="1">
-    <w:abstractNumId w:val="0"/>
+    <w:abstractNumId w:val="1"/>
   </w:num>
   <w:num w:numId="2">
-    <w:abstractNumId w:val="1"/>
+    <w:abstractNumId w:val="2"/>
+  </w:num>
+  <w:num w:numId="3">
+    <w:abstractNumId w:val="0"/>
   </w:num>
 </w:numbering>
 </file>
@@ -6394,6 +6933,11 @@
       <w:szCs w:val="20"/>
     </w:rPr>
   </w:style>
+  <w:style w:type="character" w:customStyle="1" w:styleId="token">
+    <w:name w:val="token"/>
+    <w:basedOn w:val="DefaultParagraphFont"/>
+    <w:rsid w:val="00655A16"/>
+  </w:style>
 </w:styles>
 </file>
 
